--- a/arb/docx/07.content.docx
+++ b/arb/docx/07.content.docx
@@ -9,6 +9,8 @@
       </w:pPr>
       <w:r>
         <w:rPr>
+          <w:rtl/>
+          <w:cs/>
           <w:lang w:val="ar_AE" w:bidi="ar_AE"/>
         </w:rPr>
       </w:r>
@@ -20,12 +22,16 @@
       </w:pPr>
       <w:r>
         <w:rPr>
+          <w:rtl/>
+          <w:cs/>
           <w:lang w:val="ar_AE" w:bidi="ar_AE"/>
         </w:rPr>
         <w:t>Resource: Biblica Study Notes</w:t>
       </w:r>
       <w:r>
         <w:rPr>
+          <w:rtl/>
+          <w:cs/>
           <w:lang w:val="ar_AE" w:bidi="ar_AE"/>
         </w:rPr>
       </w:r>
@@ -36,53 +42,71 @@
       </w:pPr>
       <w:r>
         <w:rPr>
+          <w:rtl/>
+          <w:cs/>
           <w:lang w:val="ar_AE" w:bidi="ar_AE"/>
         </w:rPr>
       </w:r>
       <w:r>
         <w:rPr>
           <w:b/>
+          <w:rtl/>
+          <w:cs/>
           <w:lang w:val="ar_AE" w:bidi="ar_AE"/>
         </w:rPr>
         <w:t>Biblica Study Notes (Book Intros)</w:t>
       </w:r>
       <w:r>
         <w:rPr>
+          <w:rtl/>
+          <w:cs/>
           <w:lang w:val="ar_AE" w:bidi="ar_AE"/>
         </w:rPr>
         <w:t xml:space="preserve"> © 2023 Biblica Inc. Released under CC BY-SA 4.0 license. </w:t>
       </w:r>
       <w:r>
         <w:rPr>
+          <w:rtl/>
+          <w:cs/>
           <w:lang w:val="ar_AE" w:bidi="ar_AE"/>
         </w:rPr>
         <w:t>Biblica Study Notes</w:t>
       </w:r>
       <w:r>
         <w:rPr>
+          <w:rtl/>
+          <w:cs/>
           <w:lang w:val="ar_AE" w:bidi="ar_AE"/>
         </w:rPr>
         <w:t xml:space="preserve"> has been adapted in the following languages: Tok Pisin, Arabic (عربي), French (Français), Hindi (हिंदी), Indonesian (Bahasa Indonesia), Portuguese (Português), Russian (Русский), Spanish (Español), Swahili (Kiswahili), and Simplified Chinese (简体中文)from </w:t>
       </w:r>
       <w:r>
         <w:rPr>
+          <w:rtl/>
+          <w:cs/>
           <w:lang w:val="ar_AE" w:bidi="ar_AE"/>
         </w:rPr>
         <w:t>Biblica Study Notes</w:t>
       </w:r>
       <w:r>
         <w:rPr>
+          <w:rtl/>
+          <w:cs/>
           <w:lang w:val="ar_AE" w:bidi="ar_AE"/>
         </w:rPr>
         <w:t xml:space="preserve"> © 2023 Biblica Inc. Released under CC BY-SA 4.0 license by Mission Mutual</w:t>
       </w:r>
       <w:r>
         <w:rPr>
-          <w:lang w:val="ar_AE" w:bidi="ar_AE"/>
-        </w:rPr>
-      </w:r>
-      <w:r>
-        <w:rPr>
+          <w:rtl/>
+          <w:cs/>
+          <w:lang w:val="ar_AE" w:bidi="ar_AE"/>
+        </w:rPr>
+      </w:r>
+      <w:r>
+        <w:rPr>
+          <w:rtl/>
+          <w:cs/>
           <w:lang w:val="ar_AE" w:bidi="ar_AE"/>
         </w:rPr>
       </w:r>
@@ -94,6 +118,8 @@
       </w:pPr>
       <w:r>
         <w:rPr>
+          <w:rtl/>
+          <w:cs/>
           <w:lang w:val="ar_AE" w:bidi="ar_AE"/>
         </w:rPr>
         <w:t>Biblica Study Notes</w:t>
@@ -123,6 +149,8 @@
       </w:pPr>
       <w:r>
         <w:rPr>
+          <w:rtl/>
+          <w:cs/>
           <w:lang w:val="ar_AE" w:bidi="ar_AE"/>
         </w:rPr>
       </w:r>
@@ -134,12 +162,16 @@
       </w:pPr>
       <w:r>
         <w:rPr>
+          <w:rtl/>
+          <w:cs/>
           <w:lang w:val="ar_AE" w:bidi="ar_AE"/>
         </w:rPr>
         <w:t>JDG</w:t>
       </w:r>
       <w:r>
         <w:rPr>
+          <w:rtl/>
+          <w:cs/>
           <w:lang w:val="ar_AE" w:bidi="ar_AE"/>
         </w:rPr>
       </w:r>
@@ -150,22 +182,30 @@
       </w:pPr>
       <w:r>
         <w:rPr>
-          <w:lang w:val="ar_AE" w:bidi="ar_AE"/>
-        </w:rPr>
-      </w:r>
-      <w:r>
-        <w:rPr>
+          <w:rtl/>
+          <w:cs/>
+          <w:lang w:val="ar_AE" w:bidi="ar_AE"/>
+        </w:rPr>
+      </w:r>
+      <w:r>
+        <w:rPr>
+          <w:rtl/>
+          <w:cs/>
           <w:lang w:val="ar_AE" w:bidi="ar_AE"/>
         </w:rPr>
         <w:t xml:space="preserve"> </w:t>
       </w:r>
       <w:r>
         <w:rPr>
-          <w:lang w:val="ar_AE" w:bidi="ar_AE"/>
-        </w:rPr>
-      </w:r>
-      <w:r>
-        <w:rPr>
+          <w:rtl/>
+          <w:cs/>
+          <w:lang w:val="ar_AE" w:bidi="ar_AE"/>
+        </w:rPr>
+      </w:r>
+      <w:r>
+        <w:rPr>
+          <w:rtl/>
+          <w:cs/>
           <w:lang w:val="ar_AE" w:bidi="ar_AE"/>
         </w:rPr>
       </w:r>
@@ -191,6 +231,8 @@
       </w:pPr>
       <w:r>
         <w:rPr>
+          <w:rtl/>
+          <w:cs/>
           <w:lang w:val="ar_AE" w:bidi="ar_AE"/>
         </w:rPr>
       </w:r>
@@ -202,12 +244,16 @@
       </w:pPr>
       <w:r>
         <w:rPr>
+          <w:rtl/>
+          <w:cs/>
           <w:lang w:val="ar_AE" w:bidi="ar_AE"/>
         </w:rPr>
         <w:t>القضاة</w:t>
       </w:r>
       <w:r>
         <w:rPr>
+          <w:rtl/>
+          <w:cs/>
           <w:lang w:val="ar_AE" w:bidi="ar_AE"/>
         </w:rPr>
       </w:r>
@@ -218,12 +264,16 @@
       </w:pPr>
       <w:r>
         <w:rPr>
+          <w:rtl/>
+          <w:cs/>
           <w:lang w:val="ar_AE" w:bidi="ar_AE"/>
         </w:rPr>
       </w:r>
       <w:r>
         <w:rPr>
           <w:b/>
+          <w:rtl/>
+          <w:cs/>
           <w:lang w:val="ar_AE" w:bidi="ar_AE"/>
         </w:rPr>
         <w:t>ما هو سفر القضاة؟</w:t>
@@ -238,11 +288,15 @@
       </w:pPr>
       <w:r>
         <w:rPr>
-          <w:lang w:val="ar_AE" w:bidi="ar_AE"/>
-        </w:rPr>
-      </w:r>
-      <w:r>
-        <w:rPr>
+          <w:rtl/>
+          <w:cs/>
+          <w:lang w:val="ar_AE" w:bidi="ar_AE"/>
+        </w:rPr>
+      </w:r>
+      <w:r>
+        <w:rPr>
+          <w:rtl/>
+          <w:cs/>
           <w:lang w:val="ar_AE" w:bidi="ar_AE"/>
         </w:rPr>
         <w:t>القضاة هو سرد لأحداث في تاريخ شعب إسرائيل. ولقد تم تسجيله في صورة مجموعة من القصص. وتم تناقل هذه القصص عبر العائلات الإسرائيلية واليهودية لمئات السنين.</w:t>
@@ -257,11 +311,15 @@
       </w:pPr>
       <w:r>
         <w:rPr>
-          <w:lang w:val="ar_AE" w:bidi="ar_AE"/>
-        </w:rPr>
-      </w:r>
-      <w:r>
-        <w:rPr>
+          <w:rtl/>
+          <w:cs/>
+          <w:lang w:val="ar_AE" w:bidi="ar_AE"/>
+        </w:rPr>
+      </w:r>
+      <w:r>
+        <w:rPr>
+          <w:rtl/>
+          <w:cs/>
           <w:lang w:val="ar_AE" w:bidi="ar_AE"/>
         </w:rPr>
         <w:t>تمت كتابة هذه القصص بواسطة أشخاص من شعب إسرائيل. ويُعتقد أن بعضها كُتب بين سنة 1375 وسنة 1050 قبل الميلاد. وتم كتابة البعض الآخر لاحقًا.</w:t>
@@ -273,12 +331,16 @@
       </w:pPr>
       <w:r>
         <w:rPr>
+          <w:rtl/>
+          <w:cs/>
           <w:lang w:val="ar_AE" w:bidi="ar_AE"/>
         </w:rPr>
       </w:r>
       <w:r>
         <w:rPr>
           <w:b/>
+          <w:rtl/>
+          <w:cs/>
           <w:lang w:val="ar_AE" w:bidi="ar_AE"/>
         </w:rPr>
         <w:t>لمن كُتب هذا السفر؟</w:t>
@@ -293,11 +355,15 @@
       </w:pPr>
       <w:r>
         <w:rPr>
-          <w:lang w:val="ar_AE" w:bidi="ar_AE"/>
-        </w:rPr>
-      </w:r>
-      <w:r>
-        <w:rPr>
+          <w:rtl/>
+          <w:cs/>
+          <w:lang w:val="ar_AE" w:bidi="ar_AE"/>
+        </w:rPr>
+      </w:r>
+      <w:r>
+        <w:rPr>
+          <w:rtl/>
+          <w:cs/>
           <w:lang w:val="ar_AE" w:bidi="ar_AE"/>
         </w:rPr>
         <w:t>لشعب إسرائيل.</w:t>
@@ -309,12 +375,16 @@
       </w:pPr>
       <w:r>
         <w:rPr>
+          <w:rtl/>
+          <w:cs/>
           <w:lang w:val="ar_AE" w:bidi="ar_AE"/>
         </w:rPr>
       </w:r>
       <w:r>
         <w:rPr>
           <w:b/>
+          <w:rtl/>
+          <w:cs/>
           <w:lang w:val="ar_AE" w:bidi="ar_AE"/>
         </w:rPr>
         <w:t>لماذا كُتب سفر القضاة؟</w:t>
@@ -329,11 +399,15 @@
       </w:pPr>
       <w:r>
         <w:rPr>
-          <w:lang w:val="ar_AE" w:bidi="ar_AE"/>
-        </w:rPr>
-      </w:r>
-      <w:r>
-        <w:rPr>
+          <w:rtl/>
+          <w:cs/>
+          <w:lang w:val="ar_AE" w:bidi="ar_AE"/>
+        </w:rPr>
+      </w:r>
+      <w:r>
+        <w:rPr>
+          <w:rtl/>
+          <w:cs/>
           <w:lang w:val="ar_AE" w:bidi="ar_AE"/>
         </w:rPr>
         <w:t>لإظهار ما حدث بين أسباط بني إسرائيل في أرض كنعان بعد موت يشوع.</w:t>
@@ -348,11 +422,15 @@
       </w:pPr>
       <w:r>
         <w:rPr>
-          <w:lang w:val="ar_AE" w:bidi="ar_AE"/>
-        </w:rPr>
-      </w:r>
-      <w:r>
-        <w:rPr>
+          <w:rtl/>
+          <w:cs/>
+          <w:lang w:val="ar_AE" w:bidi="ar_AE"/>
+        </w:rPr>
+      </w:r>
+      <w:r>
+        <w:rPr>
+          <w:rtl/>
+          <w:cs/>
           <w:lang w:val="ar_AE" w:bidi="ar_AE"/>
         </w:rPr>
         <w:t>لتسجيل قصص عمل الأسباط لطرد الكنعانيين. كما تُظهر القصص كيف لم يلتزم شعب إسرائيل بعهد جبل سيناء.</w:t>
@@ -367,11 +445,15 @@
       </w:pPr>
       <w:r>
         <w:rPr>
-          <w:lang w:val="ar_AE" w:bidi="ar_AE"/>
-        </w:rPr>
-      </w:r>
-      <w:r>
-        <w:rPr>
+          <w:rtl/>
+          <w:cs/>
+          <w:lang w:val="ar_AE" w:bidi="ar_AE"/>
+        </w:rPr>
+      </w:r>
+      <w:r>
+        <w:rPr>
+          <w:rtl/>
+          <w:cs/>
           <w:lang w:val="ar_AE" w:bidi="ar_AE"/>
         </w:rPr>
         <w:t>لتسجيل قصص 12 قائدًا كان يُطلق عليهم القضاة. كانوا يقضون في مناطق مختلفة من أمة إسرائيل.</w:t>
@@ -383,12 +465,16 @@
       </w:pPr>
       <w:r>
         <w:rPr>
+          <w:rtl/>
+          <w:cs/>
           <w:lang w:val="ar_AE" w:bidi="ar_AE"/>
         </w:rPr>
       </w:r>
       <w:r>
         <w:rPr>
           <w:b/>
+          <w:rtl/>
+          <w:cs/>
           <w:lang w:val="ar_AE" w:bidi="ar_AE"/>
         </w:rPr>
         <w:t>الأفكار الرئيسية</w:t>
@@ -403,11 +489,15 @@
       </w:pPr>
       <w:r>
         <w:rPr>
-          <w:lang w:val="ar_AE" w:bidi="ar_AE"/>
-        </w:rPr>
-      </w:r>
-      <w:r>
-        <w:rPr>
+          <w:rtl/>
+          <w:cs/>
+          <w:lang w:val="ar_AE" w:bidi="ar_AE"/>
+        </w:rPr>
+      </w:r>
+      <w:r>
+        <w:rPr>
+          <w:rtl/>
+          <w:cs/>
           <w:lang w:val="ar_AE" w:bidi="ar_AE"/>
         </w:rPr>
         <w:t>تكررت دورة الخطية والمعاناة والخلاص مرارًا وتكرارًا.</w:t>
@@ -422,11 +512,15 @@
       </w:pPr>
       <w:r>
         <w:rPr>
-          <w:lang w:val="ar_AE" w:bidi="ar_AE"/>
-        </w:rPr>
-      </w:r>
-      <w:r>
-        <w:rPr>
+          <w:rtl/>
+          <w:cs/>
+          <w:lang w:val="ar_AE" w:bidi="ar_AE"/>
+        </w:rPr>
+      </w:r>
+      <w:r>
+        <w:rPr>
+          <w:rtl/>
+          <w:cs/>
           <w:lang w:val="ar_AE" w:bidi="ar_AE"/>
         </w:rPr>
         <w:t>استخدم الله قادة كانوا أمناء له. كما استخدم قادة لم يكونوا أمناء له.</w:t>
@@ -441,11 +535,15 @@
       </w:pPr>
       <w:r>
         <w:rPr>
-          <w:lang w:val="ar_AE" w:bidi="ar_AE"/>
-        </w:rPr>
-      </w:r>
-      <w:r>
-        <w:rPr>
+          <w:rtl/>
+          <w:cs/>
+          <w:lang w:val="ar_AE" w:bidi="ar_AE"/>
+        </w:rPr>
+      </w:r>
+      <w:r>
+        <w:rPr>
+          <w:rtl/>
+          <w:cs/>
           <w:lang w:val="ar_AE" w:bidi="ar_AE"/>
         </w:rPr>
         <w:t>فشل بنو إسرائيل في العيش كمملكة من الكهنة وكأمة مقدسة.</w:t>
@@ -457,12 +555,16 @@
       </w:pPr>
       <w:r>
         <w:rPr>
+          <w:rtl/>
+          <w:cs/>
           <w:lang w:val="ar_AE" w:bidi="ar_AE"/>
         </w:rPr>
       </w:r>
       <w:r>
         <w:rPr>
           <w:b/>
+          <w:rtl/>
+          <w:cs/>
           <w:lang w:val="ar_AE" w:bidi="ar_AE"/>
         </w:rPr>
         <w:t>مخطط السفر</w:t>
@@ -474,12 +576,16 @@
       </w:pPr>
       <w:r>
         <w:rPr>
+          <w:rtl/>
+          <w:cs/>
           <w:lang w:val="ar_AE" w:bidi="ar_AE"/>
         </w:rPr>
       </w:r>
       <w:r>
         <w:rPr>
           <w:b/>
+          <w:rtl/>
+          <w:cs/>
           <w:lang w:val="ar_AE" w:bidi="ar_AE"/>
         </w:rPr>
         <w:t>لم يطرد بنو إسرائيل جميع الكنعانيين (1).</w:t>
@@ -491,18 +597,24 @@
       </w:pPr>
       <w:r>
         <w:rPr>
+          <w:rtl/>
+          <w:cs/>
           <w:lang w:val="ar_AE" w:bidi="ar_AE"/>
         </w:rPr>
       </w:r>
       <w:r>
         <w:rPr>
           <w:b/>
+          <w:rtl/>
+          <w:cs/>
           <w:lang w:val="ar_AE" w:bidi="ar_AE"/>
         </w:rPr>
         <w:t>يتم وصف نمط</w:t>
       </w:r>
       <w:r>
         <w:rPr>
+          <w:rtl/>
+          <w:cs/>
           <w:lang w:val="ar_AE" w:bidi="ar_AE"/>
         </w:rPr>
         <w:t xml:space="preserve"> </w:t>
@@ -510,6 +622,8 @@
       <w:r>
         <w:rPr>
           <w:b/>
+          <w:rtl/>
+          <w:cs/>
           <w:lang w:val="ar_AE" w:bidi="ar_AE"/>
         </w:rPr>
         <w:t>الخطية والمعاناة والخلاص (2:1 – 3:6).</w:t>
@@ -521,12 +635,16 @@
       </w:pPr>
       <w:r>
         <w:rPr>
+          <w:rtl/>
+          <w:cs/>
           <w:lang w:val="ar_AE" w:bidi="ar_AE"/>
         </w:rPr>
       </w:r>
       <w:r>
         <w:rPr>
           <w:b/>
+          <w:rtl/>
+          <w:cs/>
           <w:lang w:val="ar_AE" w:bidi="ar_AE"/>
         </w:rPr>
         <w:t>12 قاضيًا قادوا بعد يشوع (3:7 – 16:31).</w:t>
@@ -538,23 +656,31 @@
       </w:pPr>
       <w:r>
         <w:rPr>
+          <w:rtl/>
+          <w:cs/>
           <w:lang w:val="ar_AE" w:bidi="ar_AE"/>
         </w:rPr>
       </w:r>
       <w:r>
         <w:rPr>
           <w:b/>
+          <w:rtl/>
+          <w:cs/>
           <w:lang w:val="ar_AE" w:bidi="ar_AE"/>
         </w:rPr>
         <w:t>لم يعش بنو إسرائيل كمملكة من الكهنة أو كأمة مقدسة (17 – 21).</w:t>
       </w:r>
       <w:r>
         <w:rPr>
-          <w:lang w:val="ar_AE" w:bidi="ar_AE"/>
-        </w:rPr>
-      </w:r>
-      <w:r>
-        <w:rPr>
+          <w:rtl/>
+          <w:cs/>
+          <w:lang w:val="ar_AE" w:bidi="ar_AE"/>
+        </w:rPr>
+      </w:r>
+      <w:r>
+        <w:rPr>
+          <w:rtl/>
+          <w:cs/>
           <w:lang w:val="ar_AE" w:bidi="ar_AE"/>
         </w:rPr>
       </w:r>
